--- a/PATTERN Grasp e GoF.docx
+++ b/PATTERN Grasp e GoF.docx
@@ -220,15 +220,36 @@
       <w:r>
         <w:t xml:space="preserve">Catalogo è un Creator per </w:t>
       </w:r>
-      <w:proofErr w:type="spellStart"/>
       <w:proofErr w:type="gramStart"/>
       <w:r>
         <w:t>PacchettoVacanze</w:t>
       </w:r>
-      <w:proofErr w:type="spellEnd"/>
       <w:proofErr w:type="gramEnd"/>
       <w:r>
         <w:t>, in quanto aggrega i pacchetti vacanze</w:t>
+      </w:r>
+    </w:p>
+    <w:p>
+      <w:pPr>
+        <w:pStyle w:val="Paragrafoelenco"/>
+        <w:numPr>
+          <w:ilvl w:val="0"/>
+          <w:numId w:val="1"/>
+        </w:numPr>
+        <w:rPr>
+          <w:u w:val="single"/>
+        </w:rPr>
+      </w:pPr>
+      <w:r>
+        <w:t xml:space="preserve">GestioneAccount è un Creator per </w:t>
+      </w:r>
+      <w:proofErr w:type="gramStart"/>
+      <w:r>
+        <w:t>DettaglioCarta</w:t>
+      </w:r>
+      <w:proofErr w:type="gramEnd"/>
+      <w:r>
+        <w:t>, in quanto possiede i dati per l’inizializzazione di DettaglioCarta</w:t>
       </w:r>
     </w:p>
     <w:p>
